--- a/en/wisdom-stories/diderot-effect.docx
+++ b/en/wisdom-stories/diderot-effect.docx
@@ -4,246 +4,126 @@
   <w:body>
     <w:p>
       <w:pPr>
-        <w:spacing w:before="0" w:after="60"/>
-        <w:jc w:val="left"/>
+        <w:pStyle w:val="Title"/>
       </w:pPr>
       <w:r>
-        <w:rPr>
-          <w:rFonts w:ascii="Arial" w:hAnsi="Arial" w:eastAsia="Arial"/>
-          <w:i w:val="0"/>
-          <w:color w:val="000000"/>
-          <w:sz w:val="52"/>
-        </w:rPr>
-        <w:t>Diderot effect</w:t>
+        <w:t>The Diderot Effect</w:t>
+      </w:r>
+    </w:p>
+    <w:p>
+      <w:pPr/>
+      <w:r>
+        <w:t>The eighteenth-century French writer and Enlightenment thinker Denis Diderot fell deeply into debt. News of his difficulties reached the Russian empress Catherine.</w:t>
+      </w:r>
+    </w:p>
+    <w:p>
+      <w:pPr/>
+      <w:r>
+        <w:t>The empress offered to help by buying his library and allowing him to keep it. She also paid him twenty-five years’ salary in advance to serve as its librarian. This unexpected fortune cleared his debts and lifted a great weight from his shoulders.</w:t>
       </w:r>
     </w:p>
     <w:p>
       <w:pPr>
-        <w:jc w:val="left"/>
+        <w:spacing w:after="80"/>
       </w:pPr>
       <w:r>
-        <w:rPr>
-          <w:rFonts w:ascii="Arial" w:hAnsi="Arial" w:eastAsia="Arial"/>
-          <w:i w:val="0"/>
-          <w:color w:val="000000"/>
-          <w:sz w:val="22"/>
-        </w:rPr>
-        <w:t>One of the 18th century French writers, the enlightener Denis Diderot, falls into a huge debt swamp. His miserable situation reaches the ears of the Russian Empress Catherine.</w:t>
+        <w:t>Then one day, a friend gave him a luxurious red velvet robe. That was where it all began.</w:t>
+      </w:r>
+    </w:p>
+    <w:p>
+      <w:pPr/>
+      <w:r>
+        <w:t>Diderot put on the robe and sat down to work. Suddenly, he noticed how shabby his desk looked beside the fine velvet.</w:t>
       </w:r>
     </w:p>
     <w:p>
       <w:pPr>
-        <w:jc w:val="left"/>
+        <w:spacing w:after="80"/>
       </w:pPr>
       <w:r>
-        <w:rPr>
-          <w:rFonts w:ascii="Arial" w:hAnsi="Arial" w:eastAsia="Arial"/>
-          <w:i w:val="0"/>
-          <w:color w:val="000000"/>
-          <w:sz w:val="22"/>
-        </w:rPr>
-        <w:t>The Empress makes Diderot a kind offer to get out of this swamp: she buys his library for money and gives it back to him. Moreover, she pays Diderot 25 years of salary in advance for working in that library. Of course, paying this advance at such an unexpected moment meant making a fortune for Diderot. Now Diderot was free from all debts and relieved.</w:t>
+        <w:t>Emboldened by his newfound wealth, he bought a magnificent desk to match his robe.</w:t>
+      </w:r>
+    </w:p>
+    <w:p>
+      <w:pPr/>
+      <w:r>
+        <w:t>But now the old carpet seemed out of place beside both the robe and the desk, so he bought a new one too.</w:t>
+      </w:r>
+    </w:p>
+    <w:p>
+      <w:pPr/>
+      <w:r>
+        <w:t>Still, something felt wrong. The armchairs, cupboards, chairs, paintings, and ornaments all looked old and mismatched.</w:t>
       </w:r>
     </w:p>
     <w:p>
       <w:pPr>
-        <w:jc w:val="left"/>
+        <w:spacing w:after="80"/>
       </w:pPr>
       <w:r>
-        <w:rPr>
-          <w:rFonts w:ascii="Arial" w:hAnsi="Arial" w:eastAsia="Arial"/>
-          <w:i w:val="0"/>
-          <w:color w:val="000000"/>
-          <w:sz w:val="22"/>
-        </w:rPr>
-        <w:t>One day, a friend gives him a red velvet robe (luxurious outerwear). It all starts from there...</w:t>
+        <w:t>One purchase led to another.</w:t>
       </w:r>
     </w:p>
     <w:p>
       <w:pPr>
-        <w:jc w:val="left"/>
+        <w:spacing w:after="80"/>
       </w:pPr>
       <w:r>
-        <w:rPr>
-          <w:rFonts w:ascii="Arial" w:hAnsi="Arial" w:eastAsia="Arial"/>
-          <w:i w:val="0"/>
-          <w:color w:val="000000"/>
-          <w:sz w:val="22"/>
-        </w:rPr>
-        <w:t>Denis puts on the robe. While working enthusiastically at his desk, he suddenly thinks that this beautiful velvet robe and the table do not match.</w:t>
+        <w:t>Before long, Diderot had replaced almost everything in the house.</w:t>
+      </w:r>
+    </w:p>
+    <w:p>
+      <w:pPr/>
+      <w:r>
+        <w:t>Eventually he realized that his endless desire for more had brought him back to where he had started.</w:t>
+      </w:r>
+    </w:p>
+    <w:p>
+      <w:pPr/>
+      <w:r>
+        <w:t>He wrote about the experience in an essay lamenting the loss of his old robe. Its lesson was simple:</w:t>
       </w:r>
     </w:p>
     <w:p>
       <w:pPr>
-        <w:jc w:val="left"/>
+        <w:keepNext/>
+        <w:spacing w:after="80"/>
       </w:pPr>
       <w:r>
-        <w:rPr>
-          <w:rFonts w:ascii="Arial" w:hAnsi="Arial" w:eastAsia="Arial"/>
-          <w:i w:val="0"/>
-          <w:color w:val="000000"/>
-          <w:sz w:val="22"/>
-        </w:rPr>
-        <w:t>Intoxicated by the cash in his safe, he immediately goes to change the table and buys a magnificent one. The dress and the table now match each other...</w:t>
+        <w:t>“I was the master of my old robe, but I became the slave of the new one.”</w:t>
       </w:r>
     </w:p>
     <w:p>
       <w:pPr>
-        <w:jc w:val="left"/>
+        <w:keepNext/>
+        <w:keepLines/>
+        <w:spacing w:before="160"/>
       </w:pPr>
       <w:r>
         <w:rPr>
-          <w:rFonts w:ascii="Arial" w:hAnsi="Arial" w:eastAsia="Arial"/>
-          <w:i w:val="0"/>
-          <w:color w:val="000000"/>
-          <w:sz w:val="22"/>
+          <w:b/>
         </w:rPr>
-        <w:t>But then he sees that the old carpet on the floor does not suit either the dress or the table. He runs out and buys a carpet that suits his money and himself.</w:t>
+        <w:t>Moral:</w:t>
+      </w:r>
+      <w:r>
+        <w:t xml:space="preserve"> Buying something new can make us feel compelled to replace everything around it. This is known as the Diderot effect. Desire has no natural stopping point; it is better to own modest possessions than to be ruled by luxurious ones.</w:t>
       </w:r>
     </w:p>
     <w:p>
       <w:pPr>
-        <w:jc w:val="left"/>
+        <w:spacing w:after="80"/>
       </w:pPr>
       <w:r>
         <w:rPr>
-          <w:rFonts w:ascii="Arial" w:hAnsi="Arial" w:eastAsia="Arial"/>
-          <w:i w:val="0"/>
-          <w:color w:val="000000"/>
-          <w:sz w:val="22"/>
+          <w:i/>
+          <w:sz w:val="18"/>
         </w:rPr>
-        <w:t>Still, there was a feeling of unease inside him. The armchairs, cupboards, chairs, pictures on the wall, and the decorations in the room no longer match each other, they seem old...</w:t>
-      </w:r>
-    </w:p>
-    <w:p>
-      <w:pPr>
-        <w:jc w:val="left"/>
-      </w:pPr>
-      <w:r>
-        <w:rPr>
-          <w:rFonts w:ascii="Arial" w:hAnsi="Arial" w:eastAsia="Arial"/>
-          <w:i w:val="0"/>
-          <w:color w:val="000000"/>
-          <w:sz w:val="22"/>
-        </w:rPr>
-        <w:t>Everything is starting to sink in...</w:t>
-      </w:r>
-    </w:p>
-    <w:p>
-      <w:pPr>
-        <w:jc w:val="left"/>
-      </w:pPr>
-      <w:r>
-        <w:rPr>
-          <w:rFonts w:ascii="Arial" w:hAnsi="Arial" w:eastAsia="Arial"/>
-          <w:i w:val="0"/>
-          <w:color w:val="000000"/>
-          <w:sz w:val="22"/>
-        </w:rPr>
-        <w:t>Time comes, time goes... Diderot changed everything in the house, from the needle to the thread.</w:t>
-      </w:r>
-    </w:p>
-    <w:p>
-      <w:pPr>
-        <w:jc w:val="left"/>
-      </w:pPr>
-      <w:r>
-        <w:rPr>
-          <w:rFonts w:ascii="Arial" w:hAnsi="Arial" w:eastAsia="Arial"/>
-          <w:i w:val="0"/>
-          <w:color w:val="000000"/>
-          <w:sz w:val="22"/>
-        </w:rPr>
-        <w:t>It did not take Diderot long to realize the situation. He realized that the reason for his return to the starting point was his own inexhaustible greed.</w:t>
-      </w:r>
-    </w:p>
-    <w:p>
-      <w:pPr>
-        <w:jc w:val="left"/>
-      </w:pPr>
-      <w:r>
-        <w:rPr>
-          <w:rFonts w:ascii="Arial" w:hAnsi="Arial" w:eastAsia="Arial"/>
-          <w:i w:val="0"/>
-          <w:color w:val="000000"/>
-          <w:sz w:val="22"/>
-        </w:rPr>
-        <w:t>As a result, the author wrote his famous work on this subject, "I Regret Parting with My Old Dress." Then he wrote a short sentence that will go down in history:</w:t>
-      </w:r>
-    </w:p>
-    <w:p>
-      <w:pPr>
-        <w:jc w:val="left"/>
-      </w:pPr>
-      <w:r>
-        <w:rPr>
-          <w:rFonts w:ascii="Arial" w:hAnsi="Arial" w:eastAsia="Arial"/>
-          <w:i w:val="0"/>
-          <w:color w:val="000000"/>
-          <w:sz w:val="22"/>
-        </w:rPr>
-        <w:t>"While I was the master of my old dress, I became the slave of the new one."</w:t>
-      </w:r>
-    </w:p>
-    <w:p>
-      <w:pPr>
-        <w:pStyle w:val="Moral"/>
-        <w:keepNext/>
-        <w:keepLines/>
-        <w:widowControl/>
-        <w:spacing w:before="240" w:after="180" w:line="283" w:lineRule="auto"/>
-        <w:ind w:left="240" w:right="240"/>
-        <w:jc w:val="left"/>
-        <w:pBdr>
-          <w:top w:val="single" w:sz="8" w:space="7" w:color="E8D59A"/>
-          <w:left w:val="single" w:sz="32" w:space="11" w:color="C6A23A"/>
-          <w:bottom w:val="single" w:sz="8" w:space="7" w:color="E8D59A"/>
-          <w:right w:val="single" w:sz="8" w:space="11" w:color="E8D59A"/>
-        </w:pBdr>
-        <w:shd w:val="clear" w:color="auto" w:fill="FFF8E1"/>
-      </w:pPr>
-      <w:r>
-        <w:rPr>
-          <w:rFonts w:ascii="Arial" w:hAnsi="Arial" w:eastAsia="Arial" w:cs="Arial"/>
-          <w:b/>
-          <w:i w:val="0"/>
-          <w:color w:val="9A7417"/>
-          <w:sz w:val="22"/>
-        </w:rPr>
-        <w:t xml:space="preserve">Moral: </w:t>
-      </w:r>
-      <w:r>
-        <w:rPr>
-          <w:rFonts w:ascii="Arial" w:hAnsi="Arial" w:eastAsia="Arial" w:cs="Arial"/>
-          <w:b w:val="0"/>
-          <w:i w:val="0"/>
-          <w:color w:val="3F3826"/>
-          <w:sz w:val="22"/>
-        </w:rPr>
-        <w:t>After a person acquires a new thing, he feels the need to change the rest - this is called the "Diderot effect." There is no end to greed; it is better to be the master of the old than the slave of the new.</w:t>
-      </w:r>
-    </w:p>
-    <w:p>
-      <w:pPr>
-        <w:keepLines/>
-        <w:widowControl/>
-        <w:spacing w:before="60" w:after="0" w:line="240" w:lineRule="auto"/>
-        <w:jc w:val="right"/>
-      </w:pPr>
-      <w:r>
-        <w:rPr>
-          <w:rFonts w:ascii="Arial" w:hAnsi="Arial" w:eastAsia="Arial" w:cs="Arial"/>
-          <w:b w:val="0"/>
-          <w:i/>
-          <w:color w:val="8A7950"/>
-          <w:sz w:val="17"/>
-        </w:rPr>
-        <w:t>The story was obtained from open Internet sources.</w:t>
+        <w:t>Source: Publicly available internet sources.</w:t>
       </w:r>
     </w:p>
     <w:sectPr>
       <w:pgSz w:w="12240" w:h="15840"/>
-      <w:pgMar w:top="1440" w:right="1440" w:bottom="1440" w:left="1440" w:header="708" w:footer="708" w:gutter="0"/>
+      <w:pgMar w:top="1080" w:right="1224" w:bottom="1080" w:left="1224" w:header="720" w:footer="720" w:gutter="0"/>
       <w:cols w:space="720"/>
       <w:docGrid w:linePitch="360"/>
     </w:sectPr>
@@ -615,12 +495,14 @@
     <w:qFormat/>
     <w:rsid w:val="00FC693F"/>
     <w:pPr>
-      <w:spacing w:before="0" w:after="160" w:line="276" w:lineRule="auto"/>
+      <w:widowControl/>
+      <w:spacing w:after="120" w:line="259" w:lineRule="auto"/>
     </w:pPr>
     <w:rPr>
-      <w:rFonts w:ascii="Arial" w:hAnsi="Arial" w:eastAsia="Arial"/>
+      <w:rFonts w:ascii="Arial" w:hAnsi="Arial"/>
       <w:color w:val="000000"/>
       <w:sz w:val="22"/>
+      <w:lang w:val="en-US"/>
     </w:rPr>
   </w:style>
   <w:style w:type="paragraph" w:styleId="Header">
@@ -964,18 +846,17 @@
     <w:qFormat/>
     <w:rsid w:val="00FC693F"/>
     <w:pPr>
-      <w:pBdr>
-        <w:bottom w:val="single" w:sz="8" w:space="4" w:color="4F81BD" w:themeColor="accent1"/>
-      </w:pBdr>
-      <w:spacing w:after="300" w:line="240" w:lineRule="auto"/>
+      <w:keepNext/>
+      <w:spacing w:after="280" w:line="240" w:lineRule="auto"/>
       <w:contextualSpacing/>
     </w:pPr>
     <w:rPr>
-      <w:rFonts w:asciiTheme="majorHAnsi" w:eastAsiaTheme="majorEastAsia" w:hAnsiTheme="majorHAnsi" w:cstheme="majorBidi"/>
-      <w:color w:val="17365D" w:themeColor="text2" w:themeShade="BF"/>
+      <w:rFonts w:asciiTheme="majorHAnsi" w:eastAsiaTheme="majorEastAsia" w:hAnsiTheme="majorHAnsi" w:cstheme="majorBidi" w:ascii="Arial" w:hAnsi="Arial"/>
+      <w:b/>
+      <w:color w:val="000000"/>
       <w:spacing w:val="5"/>
       <w:kern w:val="28"/>
-      <w:sz w:val="52"/>
+      <w:sz w:val="34"/>
       <w:szCs w:val="52"/>
     </w:rPr>
   </w:style>
@@ -1451,9 +1332,6 @@
     <w:qFormat/>
     <w:rsid w:val="00FC693F"/>
     <w:pPr>
-      <w:pBdr>
-        <w:bottom w:val="single" w:sz="4" w:space="4" w:color="4F81BD" w:themeColor="accent1"/>
-      </w:pBdr>
       <w:spacing w:before="200" w:after="280"/>
       <w:ind w:left="936" w:right="936"/>
     </w:pPr>
@@ -12304,18 +12182,6 @@
         <w:shd w:val="clear" w:color="auto" w:fill="FBCAA2" w:themeFill="accent6" w:themeFillTint="7F"/>
       </w:tcPr>
     </w:tblStylePr>
-  </w:style>
-  <w:style w:type="paragraph" w:customStyle="1" w:styleId="Moral">
-    <w:name w:val="Moral"/>
-    <w:basedOn w:val="Normal"/>
-    <w:pPr>
-      <w:spacing w:before="160" w:after="0" w:line="276" w:lineRule="auto"/>
-    </w:pPr>
-    <w:rPr>
-      <w:rFonts w:ascii="Arial" w:hAnsi="Arial" w:eastAsia="Arial"/>
-      <w:i/>
-      <w:sz w:val="22"/>
-    </w:rPr>
   </w:style>
 </w:styles>
 </file>

--- a/en/wisdom-stories/diderot-effect.docx
+++ b/en/wisdom-stories/diderot-effect.docx
@@ -33,7 +33,7 @@
     <w:p>
       <w:pPr/>
       <w:r>
-        <w:t>Diderot put on the robe and sat down to work. Suddenly, he noticed how shabby his desk looked beside the fine velvet.</w:t>
+        <w:t>Diderot put on the robe and sat down to work. Suddenly, he thought that the beautiful velvet robe and the desk did not suit each other.</w:t>
       </w:r>
     </w:p>
     <w:p>
@@ -47,7 +47,7 @@
     <w:p>
       <w:pPr/>
       <w:r>
-        <w:t>But now the old carpet seemed out of place beside both the robe and the desk, so he bought a new one too.</w:t>
+        <w:t>But now the old carpet seemed out of place beside both the robe and the desk, so he hurried and bought a carpet suited to his money and to himself.</w:t>
       </w:r>
     </w:p>
     <w:p>
@@ -61,7 +61,7 @@
         <w:spacing w:after="80"/>
       </w:pPr>
       <w:r>
-        <w:t>One purchase led to another.</w:t>
+        <w:t>Now everything offended his eye.</w:t>
       </w:r>
     </w:p>
     <w:p>
@@ -69,7 +69,7 @@
         <w:spacing w:after="80"/>
       </w:pPr>
       <w:r>
-        <w:t>Before long, Diderot had replaced almost everything in the house.</w:t>
+        <w:t>Before long, Diderot had replaced everything in the house.</w:t>
       </w:r>
     </w:p>
     <w:p>
@@ -81,7 +81,7 @@
     <w:p>
       <w:pPr/>
       <w:r>
-        <w:t>He wrote about the experience in an essay lamenting the loss of his old robe. Its lesson was simple:</w:t>
+        <w:t>He later wrote his famous work titled “I Regret Parting with My Old Robe.” He expressed the situation he had fallen into in a single sentence:</w:t>
       </w:r>
     </w:p>
     <w:p>
@@ -103,11 +103,9 @@
         <w:rPr>
           <w:b/>
         </w:rPr>
-        <w:t>Moral:</w:t>
+        <w:t>Moral: Buying something new can make us feel compelled to replace everything around it. This is known as the Diderot effect. Desire has no natural stopping point; it is better to be master of the old than slave of the new.</w:t>
       </w:r>
-      <w:r>
-        <w:t xml:space="preserve"> Buying something new can make us feel compelled to replace everything around it. This is known as the Diderot effect. Desire has no natural stopping point; it is better to own modest possessions than to be ruled by luxurious ones.</w:t>
-      </w:r>
+      <w:r/>
     </w:p>
     <w:p>
       <w:pPr>
@@ -118,7 +116,7 @@
           <w:i/>
           <w:sz w:val="18"/>
         </w:rPr>
-        <w:t>Source: Publicly available internet sources.</w:t>
+        <w:t>Stories are taken from open Internet sources; illustrations were created with AI.</w:t>
       </w:r>
     </w:p>
     <w:sectPr>
